--- a/public/chapters/vol10/04-Chương-4-Giáng-sinh-bên-mọi-người.docx
+++ b/public/chapters/vol10/04-Chương-4-Giáng-sinh-bên-mọi-người.docx
@@ -4,8 +4,7 @@
   <w:body>
     <w:p>
       <w:pPr>
-        <w:pStyle w:val="Heading2"/>
-        <w:spacing w:before="400" w:after="280"/>
+        <w:spacing w:before="360" w:after="280"/>
         <w:jc w:val="center"/>
       </w:pPr>
       <w:r>
@@ -20,7 +19,7 @@
     </w:p>
     <w:p>
       <w:pPr>
-        <w:spacing w:line="300" w:lineRule="auto" w:after="120"/>
+        <w:spacing w:before="0" w:after="120" w:line="276" w:lineRule="auto"/>
       </w:pPr>
       <w:r>
         <w:rPr>
@@ -33,7 +32,7 @@
     </w:p>
     <w:p>
       <w:pPr>
-        <w:spacing w:line="300" w:lineRule="auto" w:after="120"/>
+        <w:spacing w:before="0" w:after="120" w:line="276" w:lineRule="auto"/>
       </w:pPr>
       <w:r>
         <w:rPr>
@@ -46,7 +45,7 @@
     </w:p>
     <w:p>
       <w:pPr>
-        <w:spacing w:line="300" w:lineRule="auto" w:after="120"/>
+        <w:spacing w:before="0" w:after="120" w:line="276" w:lineRule="auto"/>
       </w:pPr>
       <w:r>
         <w:rPr>
@@ -59,7 +58,7 @@
     </w:p>
     <w:p>
       <w:pPr>
-        <w:spacing w:line="300" w:lineRule="auto" w:after="120"/>
+        <w:spacing w:before="0" w:after="120" w:line="276" w:lineRule="auto"/>
       </w:pPr>
       <w:r>
         <w:rPr>
@@ -72,7 +71,7 @@
     </w:p>
     <w:p>
       <w:pPr>
-        <w:spacing w:line="300" w:lineRule="auto" w:after="120"/>
+        <w:spacing w:before="0" w:after="120" w:line="276" w:lineRule="auto"/>
       </w:pPr>
       <w:r>
         <w:rPr>
@@ -85,7 +84,7 @@
     </w:p>
     <w:p>
       <w:pPr>
-        <w:spacing w:line="300" w:lineRule="auto" w:after="120"/>
+        <w:spacing w:before="0" w:after="120" w:line="276" w:lineRule="auto"/>
       </w:pPr>
       <w:r>
         <w:rPr>
@@ -98,7 +97,7 @@
     </w:p>
     <w:p>
       <w:pPr>
-        <w:spacing w:line="300" w:lineRule="auto" w:after="120"/>
+        <w:spacing w:before="0" w:after="120" w:line="276" w:lineRule="auto"/>
       </w:pPr>
       <w:r>
         <w:rPr>
@@ -111,7 +110,7 @@
     </w:p>
     <w:p>
       <w:pPr>
-        <w:spacing w:line="300" w:lineRule="auto" w:after="120"/>
+        <w:spacing w:before="0" w:after="120" w:line="276" w:lineRule="auto"/>
       </w:pPr>
       <w:r>
         <w:rPr>
@@ -124,7 +123,7 @@
     </w:p>
     <w:p>
       <w:pPr>
-        <w:spacing w:line="300" w:lineRule="auto" w:after="120"/>
+        <w:spacing w:before="0" w:after="120" w:line="276" w:lineRule="auto"/>
       </w:pPr>
       <w:r>
         <w:rPr>
@@ -137,7 +136,7 @@
     </w:p>
     <w:p>
       <w:pPr>
-        <w:spacing w:line="300" w:lineRule="auto" w:after="120"/>
+        <w:spacing w:before="0" w:after="120" w:line="276" w:lineRule="auto"/>
       </w:pPr>
       <w:r>
         <w:rPr>
@@ -150,7 +149,7 @@
     </w:p>
     <w:p>
       <w:pPr>
-        <w:spacing w:line="300" w:lineRule="auto" w:after="120"/>
+        <w:spacing w:before="0" w:after="120" w:line="276" w:lineRule="auto"/>
       </w:pPr>
       <w:r>
         <w:rPr>
@@ -163,7 +162,7 @@
     </w:p>
     <w:p>
       <w:pPr>
-        <w:spacing w:line="300" w:lineRule="auto" w:after="120"/>
+        <w:spacing w:before="0" w:after="120" w:line="276" w:lineRule="auto"/>
       </w:pPr>
       <w:r>
         <w:rPr>
@@ -176,7 +175,7 @@
     </w:p>
     <w:p>
       <w:pPr>
-        <w:spacing w:line="300" w:lineRule="auto" w:after="120"/>
+        <w:spacing w:before="0" w:after="120" w:line="276" w:lineRule="auto"/>
       </w:pPr>
       <w:r>
         <w:rPr>
@@ -189,7 +188,7 @@
     </w:p>
     <w:p>
       <w:pPr>
-        <w:spacing w:line="300" w:lineRule="auto" w:after="120"/>
+        <w:spacing w:before="0" w:after="120" w:line="276" w:lineRule="auto"/>
       </w:pPr>
       <w:r>
         <w:rPr>
@@ -202,7 +201,7 @@
     </w:p>
     <w:p>
       <w:pPr>
-        <w:spacing w:line="300" w:lineRule="auto" w:after="120"/>
+        <w:spacing w:before="0" w:after="120" w:line="276" w:lineRule="auto"/>
       </w:pPr>
       <w:r>
         <w:rPr>
@@ -215,7 +214,7 @@
     </w:p>
     <w:p>
       <w:pPr>
-        <w:spacing w:line="300" w:lineRule="auto" w:after="120"/>
+        <w:spacing w:before="0" w:after="120" w:line="276" w:lineRule="auto"/>
       </w:pPr>
       <w:r>
         <w:rPr>
@@ -228,7 +227,7 @@
     </w:p>
     <w:p>
       <w:pPr>
-        <w:spacing w:line="300" w:lineRule="auto" w:after="120"/>
+        <w:spacing w:before="0" w:after="120" w:line="276" w:lineRule="auto"/>
       </w:pPr>
       <w:r>
         <w:rPr>
@@ -241,7 +240,7 @@
     </w:p>
     <w:p>
       <w:pPr>
-        <w:spacing w:line="300" w:lineRule="auto" w:after="120"/>
+        <w:spacing w:before="0" w:after="120" w:line="276" w:lineRule="auto"/>
       </w:pPr>
       <w:r>
         <w:rPr>
@@ -249,12 +248,12 @@
           <w:color w:val="222222"/>
           <w:sz w:val="24"/>
         </w:rPr>
-        <w:t>Mahiru khúc khích cười: “Có vẻ như tất cả chúng ta cũng sẽ phải tham gia các lớp học bổ trợ trong suốt kỳ nghỉ hè năm sau nữa đấy ạ.”</w:t>
+        <w:t>Mahiru khúc khích cười: “Có vẻ như tất cả chúng ta cũng sẽ phải tham gia các lớp học bổ trợ trong suốt kỳ nghỉ hè năm sau nữa đấy chứ.”</w:t>
       </w:r>
     </w:p>
     <w:p>
       <w:pPr>
-        <w:spacing w:line="300" w:lineRule="auto" w:after="120"/>
+        <w:spacing w:before="0" w:after="120" w:line="276" w:lineRule="auto"/>
       </w:pPr>
       <w:r>
         <w:rPr>
@@ -267,7 +266,7 @@
     </w:p>
     <w:p>
       <w:pPr>
-        <w:spacing w:line="300" w:lineRule="auto" w:after="120"/>
+        <w:spacing w:before="0" w:after="120" w:line="276" w:lineRule="auto"/>
       </w:pPr>
       <w:r>
         <w:rPr>
@@ -280,7 +279,7 @@
     </w:p>
     <w:p>
       <w:pPr>
-        <w:spacing w:line="300" w:lineRule="auto" w:after="120"/>
+        <w:spacing w:before="0" w:after="120" w:line="276" w:lineRule="auto"/>
       </w:pPr>
       <w:r>
         <w:rPr>
@@ -293,7 +292,7 @@
     </w:p>
     <w:p>
       <w:pPr>
-        <w:spacing w:line="300" w:lineRule="auto" w:after="120"/>
+        <w:spacing w:before="0" w:after="120" w:line="276" w:lineRule="auto"/>
       </w:pPr>
       <w:r>
         <w:rPr>
@@ -306,7 +305,7 @@
     </w:p>
     <w:p>
       <w:pPr>
-        <w:spacing w:line="300" w:lineRule="auto" w:after="120"/>
+        <w:spacing w:before="0" w:after="120" w:line="276" w:lineRule="auto"/>
       </w:pPr>
       <w:r>
         <w:rPr>
@@ -319,7 +318,7 @@
     </w:p>
     <w:p>
       <w:pPr>
-        <w:spacing w:line="300" w:lineRule="auto" w:after="120"/>
+        <w:spacing w:before="0" w:after="120" w:line="276" w:lineRule="auto"/>
       </w:pPr>
       <w:r>
         <w:rPr>
@@ -332,7 +331,7 @@
     </w:p>
     <w:p>
       <w:pPr>
-        <w:spacing w:line="300" w:lineRule="auto" w:after="120"/>
+        <w:spacing w:before="0" w:after="120" w:line="276" w:lineRule="auto"/>
       </w:pPr>
       <w:r>
         <w:rPr>
@@ -345,7 +344,7 @@
     </w:p>
     <w:p>
       <w:pPr>
-        <w:spacing w:line="300" w:lineRule="auto" w:after="120"/>
+        <w:spacing w:before="0" w:after="120" w:line="276" w:lineRule="auto"/>
       </w:pPr>
       <w:r>
         <w:rPr>
@@ -358,7 +357,7 @@
     </w:p>
     <w:p>
       <w:pPr>
-        <w:spacing w:line="300" w:lineRule="auto" w:after="120"/>
+        <w:spacing w:before="0" w:after="120" w:line="276" w:lineRule="auto"/>
       </w:pPr>
       <w:r>
         <w:rPr>
@@ -371,7 +370,7 @@
     </w:p>
     <w:p>
       <w:pPr>
-        <w:spacing w:line="300" w:lineRule="auto" w:after="120"/>
+        <w:spacing w:before="0" w:after="120" w:line="276" w:lineRule="auto"/>
       </w:pPr>
       <w:r>
         <w:rPr>
@@ -384,7 +383,7 @@
     </w:p>
     <w:p>
       <w:pPr>
-        <w:spacing w:line="300" w:lineRule="auto" w:after="120"/>
+        <w:spacing w:before="0" w:after="120" w:line="276" w:lineRule="auto"/>
       </w:pPr>
       <w:r>
         <w:rPr>
@@ -397,7 +396,7 @@
     </w:p>
     <w:p>
       <w:pPr>
-        <w:spacing w:line="300" w:lineRule="auto" w:after="120"/>
+        <w:spacing w:before="0" w:after="120" w:line="276" w:lineRule="auto"/>
       </w:pPr>
       <w:r>
         <w:rPr>
@@ -410,7 +409,7 @@
     </w:p>
     <w:p>
       <w:pPr>
-        <w:spacing w:line="300" w:lineRule="auto" w:after="120"/>
+        <w:spacing w:before="0" w:after="120" w:line="276" w:lineRule="auto"/>
       </w:pPr>
       <w:r>
         <w:rPr>
@@ -423,7 +422,7 @@
     </w:p>
     <w:p>
       <w:pPr>
-        <w:spacing w:line="300" w:lineRule="auto" w:after="120"/>
+        <w:spacing w:before="0" w:after="120" w:line="276" w:lineRule="auto"/>
       </w:pPr>
       <w:r>
         <w:rPr>
@@ -436,7 +435,7 @@
     </w:p>
     <w:p>
       <w:pPr>
-        <w:spacing w:line="300" w:lineRule="auto" w:after="120"/>
+        <w:spacing w:before="0" w:after="120" w:line="276" w:lineRule="auto"/>
       </w:pPr>
       <w:r>
         <w:rPr>
@@ -449,7 +448,7 @@
     </w:p>
     <w:p>
       <w:pPr>
-        <w:spacing w:line="300" w:lineRule="auto" w:after="120"/>
+        <w:spacing w:before="0" w:after="120" w:line="276" w:lineRule="auto"/>
       </w:pPr>
       <w:r>
         <w:rPr>
@@ -462,7 +461,7 @@
     </w:p>
     <w:p>
       <w:pPr>
-        <w:spacing w:line="300" w:lineRule="auto" w:after="120"/>
+        <w:spacing w:before="0" w:after="120" w:line="276" w:lineRule="auto"/>
       </w:pPr>
       <w:r>
         <w:rPr>
@@ -475,7 +474,7 @@
     </w:p>
     <w:p>
       <w:pPr>
-        <w:spacing w:line="300" w:lineRule="auto" w:after="120"/>
+        <w:spacing w:before="0" w:after="120" w:line="276" w:lineRule="auto"/>
       </w:pPr>
       <w:r>
         <w:rPr>
@@ -488,7 +487,7 @@
     </w:p>
     <w:p>
       <w:pPr>
-        <w:spacing w:line="300" w:lineRule="auto" w:after="120"/>
+        <w:spacing w:before="0" w:after="120" w:line="276" w:lineRule="auto"/>
       </w:pPr>
       <w:r>
         <w:rPr>
@@ -501,7 +500,7 @@
     </w:p>
     <w:p>
       <w:pPr>
-        <w:spacing w:line="300" w:lineRule="auto" w:after="120"/>
+        <w:spacing w:before="0" w:after="120" w:line="276" w:lineRule="auto"/>
       </w:pPr>
       <w:r>
         <w:rPr>
@@ -514,7 +513,7 @@
     </w:p>
     <w:p>
       <w:pPr>
-        <w:spacing w:line="300" w:lineRule="auto" w:after="120"/>
+        <w:spacing w:before="0" w:after="120" w:line="276" w:lineRule="auto"/>
       </w:pPr>
       <w:r>
         <w:rPr>
@@ -527,7 +526,7 @@
     </w:p>
     <w:p>
       <w:pPr>
-        <w:spacing w:line="300" w:lineRule="auto" w:after="120"/>
+        <w:spacing w:before="0" w:after="120" w:line="276" w:lineRule="auto"/>
       </w:pPr>
       <w:r>
         <w:rPr>
@@ -540,7 +539,7 @@
     </w:p>
     <w:p>
       <w:pPr>
-        <w:spacing w:line="300" w:lineRule="auto" w:after="120"/>
+        <w:spacing w:before="0" w:after="120" w:line="276" w:lineRule="auto"/>
       </w:pPr>
       <w:r>
         <w:rPr>
@@ -553,14 +552,14 @@
     </w:p>
     <w:p>
       <w:pPr>
-        <w:spacing w:before="320" w:after="320"/>
+        <w:spacing w:before="280" w:after="280"/>
         <w:jc w:val="center"/>
       </w:pPr>
       <w:r>
         <w:rPr>
           <w:rFonts w:ascii="Montserrat" w:hAnsi="Montserrat"/>
           <w:b w:val="0"/>
-          <w:color w:val="222222"/>
+          <w:color w:val="333333"/>
           <w:sz w:val="26"/>
         </w:rPr>
         <w:t>✧ ₊ ✦ ₊ ✧</w:t>
@@ -568,7 +567,7 @@
     </w:p>
     <w:p>
       <w:pPr>
-        <w:spacing w:line="300" w:lineRule="auto" w:after="120"/>
+        <w:spacing w:before="0" w:after="120" w:line="276" w:lineRule="auto"/>
       </w:pPr>
       <w:r>
         <w:rPr>
@@ -581,7 +580,7 @@
     </w:p>
     <w:p>
       <w:pPr>
-        <w:spacing w:line="300" w:lineRule="auto" w:after="120"/>
+        <w:spacing w:before="0" w:after="120" w:line="276" w:lineRule="auto"/>
       </w:pPr>
       <w:r>
         <w:rPr>
@@ -594,7 +593,7 @@
     </w:p>
     <w:p>
       <w:pPr>
-        <w:spacing w:line="300" w:lineRule="auto" w:after="120"/>
+        <w:spacing w:before="0" w:after="120" w:line="276" w:lineRule="auto"/>
       </w:pPr>
       <w:r>
         <w:rPr>
@@ -607,7 +606,7 @@
     </w:p>
     <w:p>
       <w:pPr>
-        <w:spacing w:line="300" w:lineRule="auto" w:after="120"/>
+        <w:spacing w:before="0" w:after="120" w:line="276" w:lineRule="auto"/>
       </w:pPr>
       <w:r>
         <w:rPr>
@@ -620,7 +619,7 @@
     </w:p>
     <w:p>
       <w:pPr>
-        <w:spacing w:line="300" w:lineRule="auto" w:after="120"/>
+        <w:spacing w:before="0" w:after="120" w:line="276" w:lineRule="auto"/>
       </w:pPr>
       <w:r>
         <w:rPr>
@@ -633,7 +632,7 @@
     </w:p>
     <w:p>
       <w:pPr>
-        <w:spacing w:line="300" w:lineRule="auto" w:after="120"/>
+        <w:spacing w:before="0" w:after="120" w:line="276" w:lineRule="auto"/>
       </w:pPr>
       <w:r>
         <w:rPr>
@@ -646,7 +645,7 @@
     </w:p>
     <w:p>
       <w:pPr>
-        <w:spacing w:line="300" w:lineRule="auto" w:after="120"/>
+        <w:spacing w:before="0" w:after="120" w:line="276" w:lineRule="auto"/>
       </w:pPr>
       <w:r>
         <w:rPr>
@@ -659,7 +658,7 @@
     </w:p>
     <w:p>
       <w:pPr>
-        <w:spacing w:line="300" w:lineRule="auto" w:after="120"/>
+        <w:spacing w:before="0" w:after="120" w:line="276" w:lineRule="auto"/>
       </w:pPr>
       <w:r>
         <w:rPr>
@@ -672,7 +671,7 @@
     </w:p>
     <w:p>
       <w:pPr>
-        <w:spacing w:line="300" w:lineRule="auto" w:after="120"/>
+        <w:spacing w:before="0" w:after="120" w:line="276" w:lineRule="auto"/>
       </w:pPr>
       <w:r>
         <w:rPr>
@@ -685,7 +684,7 @@
     </w:p>
     <w:p>
       <w:pPr>
-        <w:spacing w:line="300" w:lineRule="auto" w:after="120"/>
+        <w:spacing w:before="0" w:after="120" w:line="276" w:lineRule="auto"/>
       </w:pPr>
       <w:r>
         <w:rPr>
@@ -698,7 +697,7 @@
     </w:p>
     <w:p>
       <w:pPr>
-        <w:spacing w:line="300" w:lineRule="auto" w:after="120"/>
+        <w:spacing w:before="0" w:after="120" w:line="276" w:lineRule="auto"/>
       </w:pPr>
       <w:r>
         <w:rPr>
@@ -711,7 +710,7 @@
     </w:p>
     <w:p>
       <w:pPr>
-        <w:spacing w:line="300" w:lineRule="auto" w:after="120"/>
+        <w:spacing w:before="0" w:after="120" w:line="276" w:lineRule="auto"/>
       </w:pPr>
       <w:r>
         <w:rPr>
@@ -724,7 +723,7 @@
     </w:p>
     <w:p>
       <w:pPr>
-        <w:spacing w:line="300" w:lineRule="auto" w:after="120"/>
+        <w:spacing w:before="0" w:after="120" w:line="276" w:lineRule="auto"/>
       </w:pPr>
       <w:r>
         <w:rPr>
@@ -737,7 +736,7 @@
     </w:p>
     <w:p>
       <w:pPr>
-        <w:spacing w:line="300" w:lineRule="auto" w:after="120"/>
+        <w:spacing w:before="0" w:after="120" w:line="276" w:lineRule="auto"/>
       </w:pPr>
       <w:r>
         <w:rPr>
@@ -750,7 +749,7 @@
     </w:p>
     <w:p>
       <w:pPr>
-        <w:spacing w:line="300" w:lineRule="auto" w:after="120"/>
+        <w:spacing w:before="0" w:after="120" w:line="276" w:lineRule="auto"/>
       </w:pPr>
       <w:r>
         <w:rPr>
@@ -763,7 +762,7 @@
     </w:p>
     <w:p>
       <w:pPr>
-        <w:spacing w:line="300" w:lineRule="auto" w:after="120"/>
+        <w:spacing w:before="0" w:after="120" w:line="276" w:lineRule="auto"/>
       </w:pPr>
       <w:r>
         <w:rPr>
@@ -776,7 +775,7 @@
     </w:p>
     <w:p>
       <w:pPr>
-        <w:spacing w:line="300" w:lineRule="auto" w:after="120"/>
+        <w:spacing w:before="0" w:after="120" w:line="276" w:lineRule="auto"/>
       </w:pPr>
       <w:r>
         <w:rPr>
@@ -789,7 +788,7 @@
     </w:p>
     <w:p>
       <w:pPr>
-        <w:spacing w:line="300" w:lineRule="auto" w:after="120"/>
+        <w:spacing w:before="0" w:after="120" w:line="276" w:lineRule="auto"/>
       </w:pPr>
       <w:r>
         <w:rPr>
@@ -802,7 +801,7 @@
     </w:p>
     <w:p>
       <w:pPr>
-        <w:spacing w:line="300" w:lineRule="auto" w:after="120"/>
+        <w:spacing w:before="0" w:after="120" w:line="276" w:lineRule="auto"/>
       </w:pPr>
       <w:r>
         <w:rPr>
@@ -815,7 +814,7 @@
     </w:p>
     <w:p>
       <w:pPr>
-        <w:spacing w:line="300" w:lineRule="auto" w:after="120"/>
+        <w:spacing w:before="0" w:after="120" w:line="276" w:lineRule="auto"/>
       </w:pPr>
       <w:r>
         <w:rPr>
@@ -828,14 +827,14 @@
     </w:p>
     <w:p>
       <w:pPr>
-        <w:spacing w:before="320" w:after="320"/>
+        <w:spacing w:before="280" w:after="280"/>
         <w:jc w:val="center"/>
       </w:pPr>
       <w:r>
         <w:rPr>
           <w:rFonts w:ascii="Montserrat" w:hAnsi="Montserrat"/>
           <w:b w:val="0"/>
-          <w:color w:val="222222"/>
+          <w:color w:val="333333"/>
           <w:sz w:val="26"/>
         </w:rPr>
         <w:t>✧ ₊ ✦ ₊ ✧</w:t>
@@ -843,7 +842,7 @@
     </w:p>
     <w:p>
       <w:pPr>
-        <w:spacing w:line="300" w:lineRule="auto" w:after="120"/>
+        <w:spacing w:before="0" w:after="120" w:line="276" w:lineRule="auto"/>
       </w:pPr>
       <w:r>
         <w:rPr>
@@ -856,7 +855,7 @@
     </w:p>
     <w:p>
       <w:pPr>
-        <w:spacing w:line="300" w:lineRule="auto" w:after="120"/>
+        <w:spacing w:before="0" w:after="120" w:line="276" w:lineRule="auto"/>
       </w:pPr>
       <w:r>
         <w:rPr>
@@ -869,7 +868,7 @@
     </w:p>
     <w:p>
       <w:pPr>
-        <w:spacing w:line="300" w:lineRule="auto" w:after="120"/>
+        <w:spacing w:before="0" w:after="120" w:line="276" w:lineRule="auto"/>
       </w:pPr>
       <w:r>
         <w:rPr>
@@ -882,7 +881,7 @@
     </w:p>
     <w:p>
       <w:pPr>
-        <w:spacing w:line="300" w:lineRule="auto" w:after="120"/>
+        <w:spacing w:before="0" w:after="120" w:line="276" w:lineRule="auto"/>
       </w:pPr>
       <w:r>
         <w:rPr>
@@ -895,7 +894,7 @@
     </w:p>
     <w:p>
       <w:pPr>
-        <w:spacing w:line="300" w:lineRule="auto" w:after="120"/>
+        <w:spacing w:before="0" w:after="120" w:line="276" w:lineRule="auto"/>
       </w:pPr>
       <w:r>
         <w:rPr>
@@ -908,7 +907,7 @@
     </w:p>
     <w:p>
       <w:pPr>
-        <w:spacing w:line="300" w:lineRule="auto" w:after="120"/>
+        <w:spacing w:before="0" w:after="120" w:line="276" w:lineRule="auto"/>
       </w:pPr>
       <w:r>
         <w:rPr>
@@ -921,7 +920,7 @@
     </w:p>
     <w:p>
       <w:pPr>
-        <w:spacing w:line="300" w:lineRule="auto" w:after="120"/>
+        <w:spacing w:before="0" w:after="120" w:line="276" w:lineRule="auto"/>
       </w:pPr>
       <w:r>
         <w:rPr>
@@ -934,7 +933,7 @@
     </w:p>
     <w:p>
       <w:pPr>
-        <w:spacing w:line="300" w:lineRule="auto" w:after="120"/>
+        <w:spacing w:before="0" w:after="120" w:line="276" w:lineRule="auto"/>
       </w:pPr>
       <w:r>
         <w:rPr>
@@ -947,7 +946,7 @@
     </w:p>
     <w:p>
       <w:pPr>
-        <w:spacing w:line="300" w:lineRule="auto" w:after="120"/>
+        <w:spacing w:before="0" w:after="120" w:line="276" w:lineRule="auto"/>
       </w:pPr>
       <w:r>
         <w:rPr>
@@ -960,7 +959,7 @@
     </w:p>
     <w:p>
       <w:pPr>
-        <w:spacing w:line="300" w:lineRule="auto" w:after="120"/>
+        <w:spacing w:before="0" w:after="120" w:line="276" w:lineRule="auto"/>
       </w:pPr>
       <w:r>
         <w:rPr>
@@ -973,7 +972,7 @@
     </w:p>
     <w:p>
       <w:pPr>
-        <w:spacing w:line="300" w:lineRule="auto" w:after="120"/>
+        <w:spacing w:before="0" w:after="120" w:line="276" w:lineRule="auto"/>
       </w:pPr>
       <w:r>
         <w:rPr>
@@ -986,7 +985,7 @@
     </w:p>
     <w:p>
       <w:pPr>
-        <w:spacing w:line="300" w:lineRule="auto" w:after="120"/>
+        <w:spacing w:before="0" w:after="120" w:line="276" w:lineRule="auto"/>
       </w:pPr>
       <w:r>
         <w:rPr>
@@ -999,7 +998,7 @@
     </w:p>
     <w:p>
       <w:pPr>
-        <w:spacing w:line="300" w:lineRule="auto" w:after="120"/>
+        <w:spacing w:before="0" w:after="120" w:line="276" w:lineRule="auto"/>
       </w:pPr>
       <w:r>
         <w:rPr>
@@ -1007,12 +1006,12 @@
           <w:color w:val="222222"/>
           <w:sz w:val="24"/>
         </w:rPr>
-        <w:t>“Ý tớ là, nếu tụi này đến nhà mày thì Mahirun cũng sẽ có mặt ở đó luôn. Một công đôi việc quá hời còn gì!”</w:t>
+        <w:t>“Ý tớ là, nếu tụi tớ đến nhà Amane-kun thì Mahirun cũng sẽ có mặt ở đó luôn. Một công đôi việc quá hời còn gì!”</w:t>
       </w:r>
     </w:p>
     <w:p>
       <w:pPr>
-        <w:spacing w:line="300" w:lineRule="auto" w:after="120"/>
+        <w:spacing w:before="0" w:after="120" w:line="276" w:lineRule="auto"/>
       </w:pPr>
       <w:r>
         <w:rPr>
@@ -1020,12 +1019,12 @@
           <w:color w:val="222222"/>
           <w:sz w:val="24"/>
         </w:rPr>
-        <w:t>“Mục tiêu của mày chỉ là Mahiru thôi đúng không?”</w:t>
+        <w:t>“Mục tiêu của cậu chỉ là Mahiru thôi đúng không?”</w:t>
       </w:r>
     </w:p>
     <w:p>
       <w:pPr>
-        <w:spacing w:line="300" w:lineRule="auto" w:after="120"/>
+        <w:spacing w:before="0" w:after="120" w:line="276" w:lineRule="auto"/>
       </w:pPr>
       <w:r>
         <w:rPr>
@@ -1038,7 +1037,7 @@
     </w:p>
     <w:p>
       <w:pPr>
-        <w:spacing w:line="300" w:lineRule="auto" w:after="120"/>
+        <w:spacing w:before="0" w:after="120" w:line="276" w:lineRule="auto"/>
       </w:pPr>
       <w:r>
         <w:rPr>
@@ -1046,12 +1045,12 @@
           <w:color w:val="222222"/>
           <w:sz w:val="24"/>
         </w:rPr>
-        <w:t>“Hi hi, tớ rất vui khi được ở bên cạnh cậu, Chitose-san.”</w:t>
+        <w:t>“Hi hi, tớ rất vui khi được ở bên cạnh cậu, Chitose.”</w:t>
       </w:r>
     </w:p>
     <w:p>
       <w:pPr>
-        <w:spacing w:line="300" w:lineRule="auto" w:after="120"/>
+        <w:spacing w:before="0" w:after="120" w:line="276" w:lineRule="auto"/>
       </w:pPr>
       <w:r>
         <w:rPr>
@@ -1064,7 +1063,7 @@
     </w:p>
     <w:p>
       <w:pPr>
-        <w:spacing w:line="300" w:lineRule="auto" w:after="120"/>
+        <w:spacing w:before="0" w:after="120" w:line="276" w:lineRule="auto"/>
       </w:pPr>
       <w:r>
         <w:rPr>
@@ -1072,12 +1071,12 @@
           <w:color w:val="222222"/>
           <w:sz w:val="24"/>
         </w:rPr>
-        <w:t>“Này, đừng có nhìn tao bằng cái ánh mắt của kẻ chiến thắng như thế chứ,” Amane càu nhàu, hơi nhíu mày lại. Cậu không đến mức thiếu tự tin đến nỗi phải đi ghen tị với một đứa con gái khác, nhưng nhìn thấy Chitose phô trương cái bản mặt đắc thắng một cách lộ liễu như thế bắt đầu khiến cậu thấy ngứa mắt. Nét mặt đắc thắng của cô nàng càng nở to hơn để đáp lại vẻ càu nhàu của cậu, khiến Amane nghiêm túc cân nhắc đến việc kéo Mahiru ra xa khỏi người cô.</w:t>
+        <w:t>“Này, đừng có nhìn tớ bằng cái ánh mắt của kẻ chiến thắng như thế chứ,” Amane càu nhàu, hơi nhíu mày lại. Cậu không đến mức thiếu tự tin đến nỗi phải đi ghen tị với một đứa con gái khác, nhưng nhìn thấy Chitose phô trương cái bản mặt đắc thắng một cách lộ liễu như thế bắt đầu khiến cậu thấy ngứa mắt. Nét mặt đắc thắng của cô nàng càng nở to hơn để đáp lại vẻ càu nhàu của cậu, khiến Amane nghiêm túc cân nhắc đến việc kéo Mahiru ra xa khỏi người cô.</w:t>
       </w:r>
     </w:p>
     <w:p>
       <w:pPr>
-        <w:spacing w:line="300" w:lineRule="auto" w:after="120"/>
+        <w:spacing w:before="0" w:after="120" w:line="276" w:lineRule="auto"/>
       </w:pPr>
       <w:r>
         <w:rPr>
@@ -1085,12 +1084,12 @@
           <w:color w:val="222222"/>
           <w:sz w:val="24"/>
         </w:rPr>
-        <w:t>“Đừng lo nhé Amane-kun, cậu thuộc về một danh mục hoàn toàn khác biệt mà, được không ạ?”</w:t>
+        <w:t>“Đừng lo nhé Amane, cậu thuộc về một danh mục hoàn toàn khác biệt mà, được không?”</w:t>
       </w:r>
     </w:p>
     <w:p>
       <w:pPr>
-        <w:spacing w:line="300" w:lineRule="auto" w:after="120"/>
+        <w:spacing w:before="0" w:after="120" w:line="276" w:lineRule="auto"/>
       </w:pPr>
       <w:r>
         <w:rPr>
@@ -1103,7 +1102,7 @@
     </w:p>
     <w:p>
       <w:pPr>
-        <w:spacing w:line="300" w:lineRule="auto" w:after="120"/>
+        <w:spacing w:before="0" w:after="120" w:line="276" w:lineRule="auto"/>
       </w:pPr>
       <w:r>
         <w:rPr>
@@ -1116,7 +1115,7 @@
     </w:p>
     <w:p>
       <w:pPr>
-        <w:spacing w:line="300" w:lineRule="auto" w:after="120"/>
+        <w:spacing w:before="0" w:after="120" w:line="276" w:lineRule="auto"/>
       </w:pPr>
       <w:r>
         <w:rPr>
@@ -1129,7 +1128,7 @@
     </w:p>
     <w:p>
       <w:pPr>
-        <w:spacing w:line="300" w:lineRule="auto" w:after="120"/>
+        <w:spacing w:before="0" w:after="120" w:line="276" w:lineRule="auto"/>
       </w:pPr>
       <w:r>
         <w:rPr>
@@ -1142,7 +1141,7 @@
     </w:p>
     <w:p>
       <w:pPr>
-        <w:spacing w:line="300" w:lineRule="auto" w:after="120"/>
+        <w:spacing w:before="0" w:after="120" w:line="276" w:lineRule="auto"/>
       </w:pPr>
       <w:r>
         <w:rPr>
@@ -1155,7 +1154,7 @@
     </w:p>
     <w:p>
       <w:pPr>
-        <w:spacing w:line="300" w:lineRule="auto" w:after="120"/>
+        <w:spacing w:before="0" w:after="120" w:line="276" w:lineRule="auto"/>
       </w:pPr>
       <w:r>
         <w:rPr>
@@ -1168,7 +1167,7 @@
     </w:p>
     <w:p>
       <w:pPr>
-        <w:spacing w:line="300" w:lineRule="auto" w:after="120"/>
+        <w:spacing w:before="0" w:after="120" w:line="276" w:lineRule="auto"/>
       </w:pPr>
       <w:r>
         <w:rPr>
@@ -1181,7 +1180,7 @@
     </w:p>
     <w:p>
       <w:pPr>
-        <w:spacing w:line="300" w:lineRule="auto" w:after="120"/>
+        <w:spacing w:before="0" w:after="120" w:line="276" w:lineRule="auto"/>
       </w:pPr>
       <w:r>
         <w:rPr>
@@ -1194,7 +1193,7 @@
     </w:p>
     <w:p>
       <w:pPr>
-        <w:spacing w:line="300" w:lineRule="auto" w:after="120"/>
+        <w:spacing w:before="0" w:after="120" w:line="276" w:lineRule="auto"/>
       </w:pPr>
       <w:r>
         <w:rPr>
@@ -1207,7 +1206,7 @@
     </w:p>
     <w:p>
       <w:pPr>
-        <w:spacing w:line="300" w:lineRule="auto" w:after="120"/>
+        <w:spacing w:before="0" w:after="120" w:line="276" w:lineRule="auto"/>
       </w:pPr>
       <w:r>
         <w:rPr>
@@ -1220,7 +1219,7 @@
     </w:p>
     <w:p>
       <w:pPr>
-        <w:spacing w:line="300" w:lineRule="auto" w:after="120"/>
+        <w:spacing w:before="0" w:after="120" w:line="276" w:lineRule="auto"/>
       </w:pPr>
       <w:r>
         <w:rPr>
@@ -1233,7 +1232,7 @@
     </w:p>
     <w:p>
       <w:pPr>
-        <w:spacing w:line="300" w:lineRule="auto" w:after="120"/>
+        <w:spacing w:before="0" w:after="120" w:line="276" w:lineRule="auto"/>
       </w:pPr>
       <w:r>
         <w:rPr>
@@ -1246,7 +1245,7 @@
     </w:p>
     <w:p>
       <w:pPr>
-        <w:spacing w:line="300" w:lineRule="auto" w:after="120"/>
+        <w:spacing w:before="0" w:after="120" w:line="276" w:lineRule="auto"/>
       </w:pPr>
       <w:r>
         <w:rPr>
@@ -1259,7 +1258,7 @@
     </w:p>
     <w:p>
       <w:pPr>
-        <w:spacing w:line="300" w:lineRule="auto" w:after="120"/>
+        <w:spacing w:before="0" w:after="120" w:line="276" w:lineRule="auto"/>
       </w:pPr>
       <w:r>
         <w:rPr>
@@ -1272,7 +1271,7 @@
     </w:p>
     <w:p>
       <w:pPr>
-        <w:spacing w:line="300" w:lineRule="auto" w:after="120"/>
+        <w:spacing w:before="0" w:after="120" w:line="276" w:lineRule="auto"/>
       </w:pPr>
       <w:r>
         <w:rPr>
@@ -1285,7 +1284,7 @@
     </w:p>
     <w:p>
       <w:pPr>
-        <w:spacing w:line="300" w:lineRule="auto" w:after="120"/>
+        <w:spacing w:before="0" w:after="120" w:line="276" w:lineRule="auto"/>
       </w:pPr>
       <w:r>
         <w:rPr>
@@ -1298,7 +1297,7 @@
     </w:p>
     <w:p>
       <w:pPr>
-        <w:spacing w:line="300" w:lineRule="auto" w:after="120"/>
+        <w:spacing w:before="0" w:after="120" w:line="276" w:lineRule="auto"/>
       </w:pPr>
       <w:r>
         <w:rPr>
@@ -1311,7 +1310,7 @@
     </w:p>
     <w:p>
       <w:pPr>
-        <w:spacing w:line="300" w:lineRule="auto" w:after="120"/>
+        <w:spacing w:before="0" w:after="120" w:line="276" w:lineRule="auto"/>
       </w:pPr>
       <w:r>
         <w:rPr>
@@ -1319,12 +1318,12 @@
           <w:color w:val="222222"/>
           <w:sz w:val="24"/>
         </w:rPr>
-        <w:t>“Chitose-san!”</w:t>
+        <w:t>“Chitose!”</w:t>
       </w:r>
     </w:p>
     <w:p>
       <w:pPr>
-        <w:spacing w:line="300" w:lineRule="auto" w:after="120"/>
+        <w:spacing w:before="0" w:after="120" w:line="276" w:lineRule="auto"/>
       </w:pPr>
       <w:r>
         <w:rPr>
@@ -1337,7 +1336,7 @@
     </w:p>
     <w:p>
       <w:pPr>
-        <w:spacing w:line="300" w:lineRule="auto" w:after="120"/>
+        <w:spacing w:before="0" w:after="120" w:line="276" w:lineRule="auto"/>
       </w:pPr>
       <w:r>
         <w:rPr>
@@ -1350,7 +1349,7 @@
     </w:p>
     <w:p>
       <w:pPr>
-        <w:spacing w:line="300" w:lineRule="auto" w:after="120"/>
+        <w:spacing w:before="0" w:after="120" w:line="276" w:lineRule="auto"/>
       </w:pPr>
       <w:r>
         <w:rPr>
@@ -1363,7 +1362,7 @@
     </w:p>
     <w:p>
       <w:pPr>
-        <w:spacing w:line="300" w:lineRule="auto" w:after="120"/>
+        <w:spacing w:before="0" w:after="120" w:line="276" w:lineRule="auto"/>
       </w:pPr>
       <w:r>
         <w:rPr>
@@ -1376,7 +1375,7 @@
     </w:p>
     <w:p>
       <w:pPr>
-        <w:spacing w:line="300" w:lineRule="auto" w:after="120"/>
+        <w:spacing w:before="0" w:after="120" w:line="276" w:lineRule="auto"/>
       </w:pPr>
       <w:r>
         <w:rPr>
@@ -1389,7 +1388,7 @@
     </w:p>
     <w:p>
       <w:pPr>
-        <w:spacing w:line="300" w:lineRule="auto" w:after="120"/>
+        <w:spacing w:before="0" w:after="120" w:line="276" w:lineRule="auto"/>
       </w:pPr>
       <w:r>
         <w:rPr>
@@ -1402,7 +1401,7 @@
     </w:p>
     <w:p>
       <w:pPr>
-        <w:spacing w:line="300" w:lineRule="auto" w:after="120"/>
+        <w:spacing w:before="0" w:after="120" w:line="276" w:lineRule="auto"/>
       </w:pPr>
       <w:r>
         <w:rPr>
@@ -1415,7 +1414,7 @@
     </w:p>
     <w:p>
       <w:pPr>
-        <w:spacing w:line="300" w:lineRule="auto" w:after="120"/>
+        <w:spacing w:before="0" w:after="120" w:line="276" w:lineRule="auto"/>
       </w:pPr>
       <w:r>
         <w:rPr>
@@ -1428,7 +1427,7 @@
     </w:p>
     <w:p>
       <w:pPr>
-        <w:spacing w:line="300" w:lineRule="auto" w:after="120"/>
+        <w:spacing w:before="0" w:after="120" w:line="276" w:lineRule="auto"/>
       </w:pPr>
       <w:r>
         <w:rPr>
@@ -1441,7 +1440,7 @@
     </w:p>
     <w:p>
       <w:pPr>
-        <w:spacing w:line="300" w:lineRule="auto" w:after="120"/>
+        <w:spacing w:before="0" w:after="120" w:line="276" w:lineRule="auto"/>
       </w:pPr>
       <w:r>
         <w:rPr>
@@ -1454,7 +1453,7 @@
     </w:p>
     <w:p>
       <w:pPr>
-        <w:spacing w:line="300" w:lineRule="auto" w:after="120"/>
+        <w:spacing w:before="0" w:after="120" w:line="276" w:lineRule="auto"/>
       </w:pPr>
       <w:r>
         <w:rPr>
@@ -1467,7 +1466,7 @@
     </w:p>
     <w:p>
       <w:pPr>
-        <w:spacing w:line="300" w:lineRule="auto" w:after="120"/>
+        <w:spacing w:before="0" w:after="120" w:line="276" w:lineRule="auto"/>
       </w:pPr>
       <w:r>
         <w:rPr>
@@ -1480,7 +1479,7 @@
     </w:p>
     <w:p>
       <w:pPr>
-        <w:spacing w:line="300" w:lineRule="auto" w:after="120"/>
+        <w:spacing w:before="0" w:after="120" w:line="276" w:lineRule="auto"/>
       </w:pPr>
       <w:r>
         <w:rPr>
@@ -1493,7 +1492,7 @@
     </w:p>
     <w:p>
       <w:pPr>
-        <w:spacing w:line="300" w:lineRule="auto" w:after="120"/>
+        <w:spacing w:before="0" w:after="120" w:line="276" w:lineRule="auto"/>
       </w:pPr>
       <w:r>
         <w:rPr>
@@ -1506,7 +1505,7 @@
     </w:p>
     <w:p>
       <w:pPr>
-        <w:spacing w:line="300" w:lineRule="auto" w:after="120"/>
+        <w:spacing w:before="0" w:after="120" w:line="276" w:lineRule="auto"/>
       </w:pPr>
       <w:r>
         <w:rPr>
@@ -1519,7 +1518,7 @@
     </w:p>
     <w:p>
       <w:pPr>
-        <w:spacing w:line="300" w:lineRule="auto" w:after="120"/>
+        <w:spacing w:before="0" w:after="120" w:line="276" w:lineRule="auto"/>
       </w:pPr>
       <w:r>
         <w:rPr>
@@ -1532,7 +1531,7 @@
     </w:p>
     <w:p>
       <w:pPr>
-        <w:spacing w:line="300" w:lineRule="auto" w:after="120"/>
+        <w:spacing w:before="0" w:after="120" w:line="276" w:lineRule="auto"/>
       </w:pPr>
       <w:r>
         <w:rPr>
@@ -1545,7 +1544,7 @@
     </w:p>
     <w:p>
       <w:pPr>
-        <w:spacing w:line="300" w:lineRule="auto" w:after="120"/>
+        <w:spacing w:before="0" w:after="120" w:line="276" w:lineRule="auto"/>
       </w:pPr>
       <w:r>
         <w:rPr>
@@ -1558,7 +1557,7 @@
     </w:p>
     <w:p>
       <w:pPr>
-        <w:spacing w:line="300" w:lineRule="auto" w:after="120"/>
+        <w:spacing w:before="0" w:after="120" w:line="276" w:lineRule="auto"/>
       </w:pPr>
       <w:r>
         <w:rPr>
@@ -1571,7 +1570,7 @@
     </w:p>
     <w:p>
       <w:pPr>
-        <w:spacing w:line="300" w:lineRule="auto" w:after="120"/>
+        <w:spacing w:before="0" w:after="120" w:line="276" w:lineRule="auto"/>
       </w:pPr>
       <w:r>
         <w:rPr>
@@ -1584,7 +1583,7 @@
     </w:p>
     <w:p>
       <w:pPr>
-        <w:spacing w:line="300" w:lineRule="auto" w:after="120"/>
+        <w:spacing w:before="0" w:after="120" w:line="276" w:lineRule="auto"/>
       </w:pPr>
       <w:r>
         <w:rPr>
@@ -1592,12 +1591,12 @@
           <w:color w:val="222222"/>
           <w:sz w:val="24"/>
         </w:rPr>
-        <w:t>“Amane-kun lúc nào cũng tỏ ra lạnh lùng với Akazawa-san mỗi khi cậu nhận ra cậu ấy đang khen ngợi mình. Tớ thấy hơi ghen tị đấy ạ.”</w:t>
+        <w:t>“Amane lúc nào cũng tỏ ra lạnh lùng với Akazawa-kun mỗi khi cậu nhận ra cậu ấy đang khen ngợi mình. Tớ thấy hơi ghen tị đấy chứ.”</w:t>
       </w:r>
     </w:p>
     <w:p>
       <w:pPr>
-        <w:spacing w:line="300" w:lineRule="auto" w:after="120"/>
+        <w:spacing w:before="0" w:after="120" w:line="276" w:lineRule="auto"/>
       </w:pPr>
       <w:r>
         <w:rPr>
@@ -1610,7 +1609,7 @@
     </w:p>
     <w:p>
       <w:pPr>
-        <w:spacing w:line="300" w:lineRule="auto" w:after="120"/>
+        <w:spacing w:before="0" w:after="120" w:line="276" w:lineRule="auto"/>
       </w:pPr>
       <w:r>
         <w:rPr>
@@ -1618,12 +1617,12 @@
           <w:color w:val="222222"/>
           <w:sz w:val="24"/>
         </w:rPr>
-        <w:t>“Cậu chỉ cư xử theo cách đó với mỗi một mình cậu ấy thôi. Điều đó có nghĩa là Akazawa-san là một người rất đặc biệt,” Mahiru dịu dàng giải thích.</w:t>
+        <w:t>“Cậu chỉ cư xử theo cách đó với mỗi một mình cậu ấy thôi. Điều đó có nghĩa là Akazawa-kun là một người rất đặc biệt,” Mahiru dịu dàng giải thích.</w:t>
       </w:r>
     </w:p>
     <w:p>
       <w:pPr>
-        <w:spacing w:line="300" w:lineRule="auto" w:after="120"/>
+        <w:spacing w:before="0" w:after="120" w:line="276" w:lineRule="auto"/>
       </w:pPr>
       <w:r>
         <w:rPr>
@@ -1636,7 +1635,7 @@
     </w:p>
     <w:p>
       <w:pPr>
-        <w:spacing w:line="300" w:lineRule="auto" w:after="120"/>
+        <w:spacing w:before="0" w:after="120" w:line="276" w:lineRule="auto"/>
       </w:pPr>
       <w:r>
         <w:rPr>
@@ -1649,7 +1648,7 @@
     </w:p>
     <w:p>
       <w:pPr>
-        <w:spacing w:line="300" w:lineRule="auto" w:after="120"/>
+        <w:spacing w:before="0" w:after="120" w:line="276" w:lineRule="auto"/>
       </w:pPr>
       <w:r>
         <w:rPr>
@@ -1657,12 +1656,12 @@
           <w:color w:val="222222"/>
           <w:sz w:val="24"/>
         </w:rPr>
-        <w:t>“Ôi, tớ không nên nói ra điều đó sao ạ?” Với một nụ cười quyến rũ không thể chối từ, Mahiru khẽ nghiêng đầu một chút. Đứng trước cảnh tượng đó, Amane không thể thốt nên lời nào nữa và chỉ đơn giản mím chặt môi thành một đường thẳng.</w:t>
+        <w:t>“Ôi, tớ không nên nói ra điều đó sao?” Với một nụ cười quyến rũ không thể chối từ, Mahiru khẽ nghiêng đầu một chút. Đứng trước cảnh tượng đó, Amane không thể thốt nên lời nào nữa và chỉ đơn giản mím chặt môi thành một đường thẳng.</w:t>
       </w:r>
     </w:p>
     <w:p>
       <w:pPr>
-        <w:spacing w:line="300" w:lineRule="auto" w:after="120"/>
+        <w:spacing w:before="0" w:after="120" w:line="276" w:lineRule="auto"/>
       </w:pPr>
       <w:r>
         <w:rPr>
@@ -1675,7 +1674,7 @@
     </w:p>
     <w:p>
       <w:pPr>
-        <w:spacing w:line="300" w:lineRule="auto" w:after="120"/>
+        <w:spacing w:before="0" w:after="120" w:line="276" w:lineRule="auto"/>
       </w:pPr>
       <w:r>
         <w:rPr>
@@ -1688,7 +1687,7 @@
     </w:p>
     <w:p>
       <w:pPr>
-        <w:spacing w:line="300" w:lineRule="auto" w:after="120"/>
+        <w:spacing w:before="0" w:after="120" w:line="276" w:lineRule="auto"/>
       </w:pPr>
       <w:r>
         <w:rPr>
@@ -1701,7 +1700,7 @@
     </w:p>
     <w:p>
       <w:pPr>
-        <w:spacing w:line="300" w:lineRule="auto" w:after="120"/>
+        <w:spacing w:before="0" w:after="120" w:line="276" w:lineRule="auto"/>
       </w:pPr>
       <w:r>
         <w:rPr>
@@ -1714,7 +1713,7 @@
     </w:p>
     <w:p>
       <w:pPr>
-        <w:spacing w:line="300" w:lineRule="auto" w:after="120"/>
+        <w:spacing w:before="0" w:after="120" w:line="276" w:lineRule="auto"/>
       </w:pPr>
       <w:r>
         <w:rPr>
@@ -1727,7 +1726,7 @@
     </w:p>
     <w:p>
       <w:pPr>
-        <w:spacing w:line="300" w:lineRule="auto" w:after="120"/>
+        <w:spacing w:before="0" w:after="120" w:line="276" w:lineRule="auto"/>
       </w:pPr>
       <w:r>
         <w:rPr>
@@ -1735,12 +1734,12 @@
           <w:color w:val="222222"/>
           <w:sz w:val="24"/>
         </w:rPr>
-        <w:t>“Mày đấy Amane.”</w:t>
+        <w:t>“Cậu đấy Amane.”</w:t>
       </w:r>
     </w:p>
     <w:p>
       <w:pPr>
-        <w:spacing w:line="300" w:lineRule="auto" w:after="120"/>
+        <w:spacing w:before="0" w:after="120" w:line="276" w:lineRule="auto"/>
       </w:pPr>
       <w:r>
         <w:rPr>
@@ -1748,12 +1747,12 @@
           <w:color w:val="222222"/>
           <w:sz w:val="24"/>
         </w:rPr>
-        <w:t>“Chắc chắn là Amane-kun rồi ạ.”</w:t>
+        <w:t>“Chắc chắn là Amane rồi mà.”</w:t>
       </w:r>
     </w:p>
     <w:p>
       <w:pPr>
-        <w:spacing w:line="300" w:lineRule="auto" w:after="120"/>
+        <w:spacing w:before="0" w:after="120" w:line="276" w:lineRule="auto"/>
       </w:pPr>
       <w:r>
         <w:rPr>
@@ -1766,7 +1765,7 @@
     </w:p>
     <w:p>
       <w:pPr>
-        <w:spacing w:line="300" w:lineRule="auto" w:after="120"/>
+        <w:spacing w:before="0" w:after="120" w:line="276" w:lineRule="auto"/>
       </w:pPr>
       <w:r>
         <w:rPr>
@@ -1774,12 +1773,12 @@
           <w:color w:val="222222"/>
           <w:sz w:val="24"/>
         </w:rPr>
-        <w:t>“Amane-kun đừng dỗi nữa nhé, được không ạ?” Mahiru thì thầm bằng một giọng nói dịu dàng, êm đềm, cố gắng an ủi Amane khi cô nhận ra nét mặt ủ rũ của cậu chính là đang hờn dỗi.</w:t>
+        <w:t>“Amane đừng dỗi nữa nhé, được không?” Mahiru thì thầm bằng một giọng nói dịu dàng, êm đềm, cố gắng an ủi Amane khi cô nhận ra nét mặt ủ rũ của cậu chính là đang hờn dỗi.</w:t>
       </w:r>
     </w:p>
     <w:p>
       <w:pPr>
-        <w:spacing w:line="300" w:lineRule="auto" w:after="120"/>
+        <w:spacing w:before="0" w:after="120" w:line="276" w:lineRule="auto"/>
       </w:pPr>
       <w:r>
         <w:rPr>
@@ -1792,7 +1791,7 @@
     </w:p>
     <w:p>
       <w:pPr>
-        <w:spacing w:line="300" w:lineRule="auto" w:after="120"/>
+        <w:spacing w:before="0" w:after="120" w:line="276" w:lineRule="auto"/>
       </w:pPr>
       <w:r>
         <w:rPr>
@@ -1805,7 +1804,7 @@
     </w:p>
     <w:p>
       <w:pPr>
-        <w:spacing w:line="300" w:lineRule="auto" w:after="120"/>
+        <w:spacing w:before="0" w:after="120" w:line="276" w:lineRule="auto"/>
       </w:pPr>
       <w:r>
         <w:rPr>
@@ -1818,7 +1817,7 @@
     </w:p>
     <w:p>
       <w:pPr>
-        <w:spacing w:line="300" w:lineRule="auto" w:after="120"/>
+        <w:spacing w:before="0" w:after="120" w:line="276" w:lineRule="auto"/>
       </w:pPr>
       <w:r>
         <w:rPr>
@@ -1831,7 +1830,7 @@
     </w:p>
     <w:p>
       <w:pPr>
-        <w:spacing w:line="300" w:lineRule="auto" w:after="120"/>
+        <w:spacing w:before="0" w:after="120" w:line="276" w:lineRule="auto"/>
       </w:pPr>
       <w:r>
         <w:rPr>
@@ -1844,7 +1843,7 @@
     </w:p>
     <w:p>
       <w:pPr>
-        <w:spacing w:line="300" w:lineRule="auto" w:after="120"/>
+        <w:spacing w:before="0" w:after="120" w:line="276" w:lineRule="auto"/>
       </w:pPr>
       <w:r>
         <w:rPr>
@@ -1857,7 +1856,7 @@
     </w:p>
     <w:p>
       <w:pPr>
-        <w:spacing w:line="300" w:lineRule="auto" w:after="120"/>
+        <w:spacing w:before="0" w:after="120" w:line="276" w:lineRule="auto"/>
       </w:pPr>
       <w:r>
         <w:rPr>
@@ -1870,14 +1869,14 @@
     </w:p>
     <w:p>
       <w:pPr>
-        <w:spacing w:before="320" w:after="320"/>
+        <w:spacing w:before="280" w:after="280"/>
         <w:jc w:val="center"/>
       </w:pPr>
       <w:r>
         <w:rPr>
           <w:rFonts w:ascii="Montserrat" w:hAnsi="Montserrat"/>
           <w:b w:val="0"/>
-          <w:color w:val="222222"/>
+          <w:color w:val="333333"/>
           <w:sz w:val="26"/>
         </w:rPr>
         <w:t>✧ ₊ ✦ ₊ ✧</w:t>
@@ -1885,7 +1884,7 @@
     </w:p>
     <w:p>
       <w:pPr>
-        <w:spacing w:line="300" w:lineRule="auto" w:after="120"/>
+        <w:spacing w:before="0" w:after="120" w:line="276" w:lineRule="auto"/>
       </w:pPr>
       <w:r>
         <w:rPr>
@@ -1898,7 +1897,7 @@
     </w:p>
     <w:p>
       <w:pPr>
-        <w:spacing w:line="300" w:lineRule="auto" w:after="120"/>
+        <w:spacing w:before="0" w:after="120" w:line="276" w:lineRule="auto"/>
       </w:pPr>
       <w:r>
         <w:rPr>
@@ -1911,7 +1910,7 @@
     </w:p>
     <w:p>
       <w:pPr>
-        <w:spacing w:line="300" w:lineRule="auto" w:after="120"/>
+        <w:spacing w:before="0" w:after="120" w:line="276" w:lineRule="auto"/>
       </w:pPr>
       <w:r>
         <w:rPr>
@@ -1924,7 +1923,7 @@
     </w:p>
     <w:p>
       <w:pPr>
-        <w:spacing w:line="300" w:lineRule="auto" w:after="120"/>
+        <w:spacing w:before="0" w:after="120" w:line="276" w:lineRule="auto"/>
       </w:pPr>
       <w:r>
         <w:rPr>
@@ -1937,7 +1936,7 @@
     </w:p>
     <w:p>
       <w:pPr>
-        <w:spacing w:line="300" w:lineRule="auto" w:after="120"/>
+        <w:spacing w:before="0" w:after="120" w:line="276" w:lineRule="auto"/>
       </w:pPr>
       <w:r>
         <w:rPr>
@@ -1950,7 +1949,7 @@
     </w:p>
     <w:p>
       <w:pPr>
-        <w:spacing w:line="300" w:lineRule="auto" w:after="120"/>
+        <w:spacing w:before="0" w:after="120" w:line="276" w:lineRule="auto"/>
       </w:pPr>
       <w:r>
         <w:rPr>
@@ -1958,12 +1957,12 @@
           <w:color w:val="222222"/>
           <w:sz w:val="24"/>
         </w:rPr>
-        <w:t>“Tớ cũng cùng chung hoàn cảnh với Amane-kun ạ,” Mahiru nói, “Mặc dù vì tớ không đi làm thêm nên tớ sẽ dành nhiều thời gian hơn cho việc học.”</w:t>
+        <w:t>“Tớ cũng cùng chung hoàn cảnh với Amane ạ,” Mahiru nói, “Mặc dù vì tớ không đi làm thêm nên tớ sẽ dành nhiều thời gian hơn cho việc học.”</w:t>
       </w:r>
     </w:p>
     <w:p>
       <w:pPr>
-        <w:spacing w:line="300" w:lineRule="auto" w:after="120"/>
+        <w:spacing w:before="0" w:after="120" w:line="276" w:lineRule="auto"/>
       </w:pPr>
       <w:r>
         <w:rPr>
@@ -1976,7 +1975,7 @@
     </w:p>
     <w:p>
       <w:pPr>
-        <w:spacing w:line="300" w:lineRule="auto" w:after="120"/>
+        <w:spacing w:before="0" w:after="120" w:line="276" w:lineRule="auto"/>
       </w:pPr>
       <w:r>
         <w:rPr>
@@ -1989,7 +1988,7 @@
     </w:p>
     <w:p>
       <w:pPr>
-        <w:spacing w:line="300" w:lineRule="auto" w:after="120"/>
+        <w:spacing w:before="0" w:after="120" w:line="276" w:lineRule="auto"/>
       </w:pPr>
       <w:r>
         <w:rPr>
@@ -2002,7 +2001,7 @@
     </w:p>
     <w:p>
       <w:pPr>
-        <w:spacing w:line="300" w:lineRule="auto" w:after="120"/>
+        <w:spacing w:before="0" w:after="120" w:line="276" w:lineRule="auto"/>
       </w:pPr>
       <w:r>
         <w:rPr>
@@ -2015,7 +2014,7 @@
     </w:p>
     <w:p>
       <w:pPr>
-        <w:spacing w:line="300" w:lineRule="auto" w:after="120"/>
+        <w:spacing w:before="0" w:after="120" w:line="276" w:lineRule="auto"/>
       </w:pPr>
       <w:r>
         <w:rPr>
@@ -2028,7 +2027,7 @@
     </w:p>
     <w:p>
       <w:pPr>
-        <w:spacing w:line="300" w:lineRule="auto" w:after="120"/>
+        <w:spacing w:before="0" w:after="120" w:line="276" w:lineRule="auto"/>
       </w:pPr>
       <w:r>
         <w:rPr>
@@ -2041,7 +2040,7 @@
     </w:p>
     <w:p>
       <w:pPr>
-        <w:spacing w:line="300" w:lineRule="auto" w:after="120"/>
+        <w:spacing w:before="0" w:after="120" w:line="276" w:lineRule="auto"/>
       </w:pPr>
       <w:r>
         <w:rPr>
@@ -2054,7 +2053,7 @@
     </w:p>
     <w:p>
       <w:pPr>
-        <w:spacing w:line="300" w:lineRule="auto" w:after="120"/>
+        <w:spacing w:before="0" w:after="120" w:line="276" w:lineRule="auto"/>
       </w:pPr>
       <w:r>
         <w:rPr>
@@ -2067,7 +2066,7 @@
     </w:p>
     <w:p>
       <w:pPr>
-        <w:spacing w:line="300" w:lineRule="auto" w:after="120"/>
+        <w:spacing w:before="0" w:after="120" w:line="276" w:lineRule="auto"/>
       </w:pPr>
       <w:r>
         <w:rPr>
@@ -2075,12 +2074,12 @@
           <w:color w:val="222222"/>
           <w:sz w:val="24"/>
         </w:rPr>
-        <w:t>“À, vì sắp tới còn nhiều kỳ thi nữa và sự thật là tao cũng đã gặp Mẹ khi Mẹ lên đây họp phụ huynh rồi, nên tụi tao quyết định bỏ qua lần này, xét thấy kỳ nghỉ này khá ngắn. Không phải là tao không muốn về, nhưng nhồi nhét một chuyến đi về quê vào một lịch trình eo hẹp thì không phải là ý kiến hay. Thêm nữa, lý do lớn nhất của tao thực ra là…”</w:t>
+        <w:t>“À, vì sắp tới còn nhiều kỳ thi nữa và sự thật là tao cũng đã gặp Mẹ khi Mẹ lên đây họp phụ huynh rồi, nên bọn tớ quyết định bỏ qua lần này, xét thấy kỳ nghỉ này khá ngắn. Không phải là tao không muốn về, nhưng nhồi nhét một chuyến đi về quê vào một lịch trình eo hẹp thì không phải là ý kiến hay. Thêm nữa, lý do lớn nhất của tao thực ra là…”</w:t>
       </w:r>
     </w:p>
     <w:p>
       <w:pPr>
-        <w:spacing w:line="300" w:lineRule="auto" w:after="120"/>
+        <w:spacing w:before="0" w:after="120" w:line="276" w:lineRule="auto"/>
       </w:pPr>
       <w:r>
         <w:rPr>
@@ -2093,7 +2092,7 @@
     </w:p>
     <w:p>
       <w:pPr>
-        <w:spacing w:line="300" w:lineRule="auto" w:after="120"/>
+        <w:spacing w:before="0" w:after="120" w:line="276" w:lineRule="auto"/>
       </w:pPr>
       <w:r>
         <w:rPr>
@@ -2106,7 +2105,7 @@
     </w:p>
     <w:p>
       <w:pPr>
-        <w:spacing w:line="300" w:lineRule="auto" w:after="120"/>
+        <w:spacing w:before="0" w:after="120" w:line="276" w:lineRule="auto"/>
       </w:pPr>
       <w:r>
         <w:rPr>
@@ -2119,7 +2118,7 @@
     </w:p>
     <w:p>
       <w:pPr>
-        <w:spacing w:line="300" w:lineRule="auto" w:after="120"/>
+        <w:spacing w:before="0" w:after="120" w:line="276" w:lineRule="auto"/>
       </w:pPr>
       <w:r>
         <w:rPr>
@@ -2132,7 +2131,7 @@
     </w:p>
     <w:p>
       <w:pPr>
-        <w:spacing w:line="300" w:lineRule="auto" w:after="120"/>
+        <w:spacing w:before="0" w:after="120" w:line="276" w:lineRule="auto"/>
       </w:pPr>
       <w:r>
         <w:rPr>
@@ -2145,7 +2144,7 @@
     </w:p>
     <w:p>
       <w:pPr>
-        <w:spacing w:line="300" w:lineRule="auto" w:after="120"/>
+        <w:spacing w:before="0" w:after="120" w:line="276" w:lineRule="auto"/>
       </w:pPr>
       <w:r>
         <w:rPr>
@@ -2158,7 +2157,7 @@
     </w:p>
     <w:p>
       <w:pPr>
-        <w:spacing w:line="300" w:lineRule="auto" w:after="120"/>
+        <w:spacing w:before="0" w:after="120" w:line="276" w:lineRule="auto"/>
       </w:pPr>
       <w:r>
         <w:rPr>
@@ -2171,7 +2170,7 @@
     </w:p>
     <w:p>
       <w:pPr>
-        <w:spacing w:line="300" w:lineRule="auto" w:after="120"/>
+        <w:spacing w:before="0" w:after="120" w:line="276" w:lineRule="auto"/>
       </w:pPr>
       <w:r>
         <w:rPr>
@@ -2184,7 +2183,7 @@
     </w:p>
     <w:p>
       <w:pPr>
-        <w:spacing w:line="300" w:lineRule="auto" w:after="120"/>
+        <w:spacing w:before="0" w:after="120" w:line="276" w:lineRule="auto"/>
       </w:pPr>
       <w:r>
         <w:rPr>
@@ -2197,7 +2196,7 @@
     </w:p>
     <w:p>
       <w:pPr>
-        <w:spacing w:line="300" w:lineRule="auto" w:after="120"/>
+        <w:spacing w:before="0" w:after="120" w:line="276" w:lineRule="auto"/>
       </w:pPr>
       <w:r>
         <w:rPr>
@@ -2210,7 +2209,7 @@
     </w:p>
     <w:p>
       <w:pPr>
-        <w:spacing w:line="300" w:lineRule="auto" w:after="120"/>
+        <w:spacing w:before="0" w:after="120" w:line="276" w:lineRule="auto"/>
       </w:pPr>
       <w:r>
         <w:rPr>
@@ -2223,7 +2222,7 @@
     </w:p>
     <w:p>
       <w:pPr>
-        <w:spacing w:line="300" w:lineRule="auto" w:after="120"/>
+        <w:spacing w:before="0" w:after="120" w:line="276" w:lineRule="auto"/>
       </w:pPr>
       <w:r>
         <w:rPr>
@@ -2236,7 +2235,7 @@
     </w:p>
     <w:p>
       <w:pPr>
-        <w:spacing w:line="300" w:lineRule="auto" w:after="120"/>
+        <w:spacing w:before="0" w:after="120" w:line="276" w:lineRule="auto"/>
       </w:pPr>
       <w:r>
         <w:rPr>
@@ -2249,7 +2248,7 @@
     </w:p>
     <w:p>
       <w:pPr>
-        <w:spacing w:line="300" w:lineRule="auto" w:after="120"/>
+        <w:spacing w:before="0" w:after="120" w:line="276" w:lineRule="auto"/>
       </w:pPr>
       <w:r>
         <w:rPr>
@@ -2262,7 +2261,7 @@
     </w:p>
     <w:sectPr>
       <w:pgSz w:w="12240" w:h="15840"/>
-      <w:pgMar w:top="1440" w:right="1800" w:bottom="1440" w:left="1800" w:header="720" w:footer="720" w:gutter="0"/>
+      <w:pgMar w:top="1440" w:right="1440" w:bottom="1440" w:left="1440" w:header="720" w:footer="720" w:gutter="0"/>
       <w:cols w:space="720"/>
       <w:docGrid w:linePitch="360"/>
     </w:sectPr>
